--- a/slh/teamDetails2026.docx
+++ b/slh/teamDetails2026.docx
@@ -412,98 +412,6 @@
               <w:t>Team Member</w:t>
             </w:r>
           </w:p>
-        </w:tc>
-        <w:tc>
-          <w:tcPr>
-            <w:tcW w:w="1425" w:type="dxa"/>
-          </w:tcPr>
-          <w:p/>
-        </w:tc>
-        <w:tc>
-          <w:tcPr>
-            <w:tcW w:w="1515" w:type="dxa"/>
-          </w:tcPr>
-          <w:p/>
-        </w:tc>
-        <w:tc>
-          <w:tcPr>
-            <w:tcW w:w="1755" w:type="dxa"/>
-          </w:tcPr>
-          <w:p/>
-        </w:tc>
-        <w:tc>
-          <w:tcPr>
-            <w:tcW w:w="1380" w:type="dxa"/>
-          </w:tcPr>
-          <w:p/>
-        </w:tc>
-        <w:tc>
-          <w:tcPr>
-            <w:tcW w:w="795" w:type="dxa"/>
-          </w:tcPr>
-          <w:p/>
-        </w:tc>
-        <w:tc>
-          <w:tcPr>
-            <w:tcW w:w="1230" w:type="dxa"/>
-          </w:tcPr>
-          <w:p/>
-        </w:tc>
-      </w:tr>
-      <w:tr>
-        <w:tc>
-          <w:tcPr>
-            <w:tcW w:w="1440" w:type="dxa"/>
-          </w:tcPr>
-          <w:p>
-            <w:r>
-              <w:t>Team Member</w:t>
-            </w:r>
-          </w:p>
-        </w:tc>
-        <w:tc>
-          <w:tcPr>
-            <w:tcW w:w="1425" w:type="dxa"/>
-          </w:tcPr>
-          <w:p/>
-        </w:tc>
-        <w:tc>
-          <w:tcPr>
-            <w:tcW w:w="1515" w:type="dxa"/>
-          </w:tcPr>
-          <w:p/>
-        </w:tc>
-        <w:tc>
-          <w:tcPr>
-            <w:tcW w:w="1755" w:type="dxa"/>
-          </w:tcPr>
-          <w:p/>
-        </w:tc>
-        <w:tc>
-          <w:tcPr>
-            <w:tcW w:w="1380" w:type="dxa"/>
-          </w:tcPr>
-          <w:p/>
-        </w:tc>
-        <w:tc>
-          <w:tcPr>
-            <w:tcW w:w="795" w:type="dxa"/>
-          </w:tcPr>
-          <w:p/>
-        </w:tc>
-        <w:tc>
-          <w:tcPr>
-            <w:tcW w:w="1230" w:type="dxa"/>
-          </w:tcPr>
-          <w:p/>
-        </w:tc>
-      </w:tr>
-      <w:tr>
-        <w:tc>
-          <w:tcPr>
-            <w:tcW w:w="1440" w:type="dxa"/>
-          </w:tcPr>
-          <w:p/>
         </w:tc>
         <w:tc>
           <w:tcPr>
